--- a/public/fun/forms/이력서_건설현장관리_6_NCS형.docx
+++ b/public/fun/forms/이력서_건설현장관리_6_NCS형.docx
@@ -483,21 +483,57 @@
             <w:tcW w:type="dxa" w:w="2085"/>
             <w:vAlign w:val="center"/>
           </w:tcPr>
-          <w:p/>
+          <w:p>
+            <w:pPr>
+              <w:spacing w:before="0" w:after="0"/>
+              <w:jc w:val="left"/>
+            </w:pPr>
+            <w:r>
+              <w:rPr>
+                <w:color w:val="A9B0B8"/>
+                <w:sz w:val="16"/>
+              </w:rPr>
+              <w:t>예) 2022.03 ~ 2024.02</w:t>
+            </w:r>
+          </w:p>
         </w:tc>
         <w:tc>
           <w:tcPr>
             <w:tcW w:type="dxa" w:w="4170"/>
             <w:vAlign w:val="center"/>
           </w:tcPr>
-          <w:p/>
+          <w:p>
+            <w:pPr>
+              <w:spacing w:before="0" w:after="0"/>
+              <w:jc w:val="left"/>
+            </w:pPr>
+            <w:r>
+              <w:rPr>
+                <w:color w:val="A9B0B8"/>
+                <w:sz w:val="16"/>
+              </w:rPr>
+              <w:t>○○대학교 (졸업)</w:t>
+            </w:r>
+          </w:p>
         </w:tc>
         <w:tc>
           <w:tcPr>
             <w:tcW w:type="dxa" w:w="4155"/>
             <w:vAlign w:val="center"/>
           </w:tcPr>
-          <w:p/>
+          <w:p>
+            <w:pPr>
+              <w:spacing w:before="0" w:after="0"/>
+              <w:jc w:val="left"/>
+            </w:pPr>
+            <w:r>
+              <w:rPr>
+                <w:color w:val="A9B0B8"/>
+                <w:sz w:val="16"/>
+              </w:rPr>
+              <w:t>배운 점 · 활동 내용</w:t>
+            </w:r>
+          </w:p>
         </w:tc>
       </w:tr>
       <w:tr>
@@ -723,21 +759,57 @@
             <w:tcW w:type="dxa" w:w="2085"/>
             <w:vAlign w:val="center"/>
           </w:tcPr>
-          <w:p/>
+          <w:p>
+            <w:pPr>
+              <w:spacing w:before="0" w:after="0"/>
+              <w:jc w:val="left"/>
+            </w:pPr>
+            <w:r>
+              <w:rPr>
+                <w:color w:val="A9B0B8"/>
+                <w:sz w:val="16"/>
+              </w:rPr>
+              <w:t>예) 2023.05.</w:t>
+            </w:r>
+          </w:p>
         </w:tc>
         <w:tc>
           <w:tcPr>
             <w:tcW w:type="dxa" w:w="2775"/>
             <w:vAlign w:val="center"/>
           </w:tcPr>
-          <w:p/>
+          <w:p>
+            <w:pPr>
+              <w:spacing w:before="0" w:after="0"/>
+              <w:jc w:val="left"/>
+            </w:pPr>
+            <w:r>
+              <w:rPr>
+                <w:color w:val="A9B0B8"/>
+                <w:sz w:val="16"/>
+              </w:rPr>
+              <w:t>○○ 자격</w:t>
+            </w:r>
+          </w:p>
         </w:tc>
         <w:tc>
           <w:tcPr>
             <w:tcW w:type="dxa" w:w="2775"/>
             <w:vAlign w:val="center"/>
           </w:tcPr>
-          <w:p/>
+          <w:p>
+            <w:pPr>
+              <w:spacing w:before="0" w:after="0"/>
+              <w:jc w:val="left"/>
+            </w:pPr>
+            <w:r>
+              <w:rPr>
+                <w:color w:val="A9B0B8"/>
+                <w:sz w:val="16"/>
+              </w:rPr>
+              <w:t>○○공단</w:t>
+            </w:r>
+          </w:p>
         </w:tc>
         <w:tc>
           <w:tcPr>
@@ -1040,7 +1112,19 @@
             <w:tcW w:type="dxa" w:w="2085"/>
             <w:vAlign w:val="center"/>
           </w:tcPr>
-          <w:p/>
+          <w:p>
+            <w:pPr>
+              <w:spacing w:before="0" w:after="0"/>
+              <w:jc w:val="left"/>
+            </w:pPr>
+            <w:r>
+              <w:rPr>
+                <w:color w:val="A9B0B8"/>
+                <w:sz w:val="16"/>
+              </w:rPr>
+              <w:t>예) 2022.03 ~ 2024.02</w:t>
+            </w:r>
+          </w:p>
         </w:tc>
         <w:tc>
           <w:tcPr>

--- a/public/fun/forms/이력서_건설현장관리_6_NCS형.docx
+++ b/public/fun/forms/이력서_건설현장관리_6_NCS형.docx
@@ -109,10 +109,10 @@
       </w:tblPr>
       <w:tblGrid>
         <w:gridCol w:w="1695"/>
-        <w:gridCol w:w="1200"/>
+        <w:gridCol w:w="1425"/>
         <w:gridCol w:w="3255"/>
-        <w:gridCol w:w="1200"/>
-        <w:gridCol w:w="3060"/>
+        <w:gridCol w:w="1425"/>
+        <w:gridCol w:w="2610"/>
       </w:tblGrid>
       <w:tr>
         <w:trPr>
@@ -143,7 +143,7 @@
         </w:tc>
         <w:tc>
           <w:tcPr>
-            <w:tcW w:type="dxa" w:w="1200"/>
+            <w:tcW w:type="dxa" w:w="1425"/>
             <w:shd w:val="clear" w:color="auto" w:fill="F4F4F3"/>
             <w:vAlign w:val="center"/>
           </w:tcPr>
@@ -171,7 +171,7 @@
         </w:tc>
         <w:tc>
           <w:tcPr>
-            <w:tcW w:type="dxa" w:w="1200"/>
+            <w:tcW w:type="dxa" w:w="1425"/>
             <w:shd w:val="clear" w:color="auto" w:fill="F4F4F3"/>
             <w:vAlign w:val="center"/>
           </w:tcPr>
@@ -192,7 +192,7 @@
         </w:tc>
         <w:tc>
           <w:tcPr>
-            <w:tcW w:type="dxa" w:w="3060"/>
+            <w:tcW w:type="dxa" w:w="2610"/>
             <w:vAlign w:val="center"/>
           </w:tcPr>
           <w:p/>
@@ -212,7 +212,7 @@
         </w:tc>
         <w:tc>
           <w:tcPr>
-            <w:tcW w:type="dxa" w:w="1200"/>
+            <w:tcW w:type="dxa" w:w="1425"/>
             <w:shd w:val="clear" w:color="auto" w:fill="F4F4F3"/>
             <w:vAlign w:val="center"/>
           </w:tcPr>
@@ -240,7 +240,7 @@
         </w:tc>
         <w:tc>
           <w:tcPr>
-            <w:tcW w:type="dxa" w:w="1200"/>
+            <w:tcW w:type="dxa" w:w="1425"/>
             <w:shd w:val="clear" w:color="auto" w:fill="F4F4F3"/>
             <w:vAlign w:val="center"/>
           </w:tcPr>
@@ -261,7 +261,7 @@
         </w:tc>
         <w:tc>
           <w:tcPr>
-            <w:tcW w:type="dxa" w:w="3060"/>
+            <w:tcW w:type="dxa" w:w="2610"/>
             <w:vAlign w:val="center"/>
           </w:tcPr>
           <w:p/>
@@ -281,7 +281,7 @@
         </w:tc>
         <w:tc>
           <w:tcPr>
-            <w:tcW w:type="dxa" w:w="1200"/>
+            <w:tcW w:type="dxa" w:w="1425"/>
             <w:shd w:val="clear" w:color="auto" w:fill="F4F4F3"/>
             <w:vAlign w:val="center"/>
           </w:tcPr>
@@ -309,7 +309,7 @@
         </w:tc>
         <w:tc>
           <w:tcPr>
-            <w:tcW w:type="dxa" w:w="1200"/>
+            <w:tcW w:type="dxa" w:w="1425"/>
             <w:shd w:val="clear" w:color="auto" w:fill="F4F4F3"/>
             <w:vAlign w:val="center"/>
           </w:tcPr>
@@ -330,7 +330,7 @@
         </w:tc>
         <w:tc>
           <w:tcPr>
-            <w:tcW w:type="dxa" w:w="3060"/>
+            <w:tcW w:type="dxa" w:w="2610"/>
             <w:vAlign w:val="center"/>
           </w:tcPr>
           <w:p/>
@@ -1034,7 +1034,9 @@
                 <w:color w:val="3E3932"/>
                 <w:sz w:val="19"/>
               </w:rPr>
-              <w:t>현장명 · 발주처</w:t>
+              <w:t>현장명 ·</w:t>
+              <w:br/>
+              <w:t>발주처</w:t>
             </w:r>
           </w:p>
         </w:tc>
@@ -1566,10 +1568,10 @@
         <w:tblLook w:firstColumn="1" w:firstRow="1" w:lastColumn="0" w:lastRow="0" w:noHBand="0" w:noVBand="1" w:val="04A0"/>
       </w:tblPr>
       <w:tblGrid>
-        <w:gridCol w:w="1380"/>
-        <w:gridCol w:w="3825"/>
-        <w:gridCol w:w="1380"/>
-        <w:gridCol w:w="3825"/>
+        <w:gridCol w:w="1545"/>
+        <w:gridCol w:w="3660"/>
+        <w:gridCol w:w="1545"/>
+        <w:gridCol w:w="3660"/>
       </w:tblGrid>
       <w:tr>
         <w:trPr>
@@ -1578,7 +1580,7 @@
         </w:trPr>
         <w:tc>
           <w:tcPr>
-            <w:tcW w:type="dxa" w:w="1380"/>
+            <w:tcW w:type="dxa" w:w="1545"/>
             <w:shd w:val="clear" w:color="auto" w:fill="F4F4F3"/>
             <w:vAlign w:val="center"/>
           </w:tcPr>
@@ -1599,13 +1601,13 @@
         </w:tc>
         <w:tc>
           <w:tcPr>
-            <w:tcW w:type="dxa" w:w="3825"/>
+            <w:tcW w:type="dxa" w:w="3660"/>
           </w:tcPr>
           <w:p/>
         </w:tc>
         <w:tc>
           <w:tcPr>
-            <w:tcW w:type="dxa" w:w="1380"/>
+            <w:tcW w:type="dxa" w:w="1545"/>
             <w:shd w:val="clear" w:color="auto" w:fill="F4F4F3"/>
             <w:vAlign w:val="center"/>
           </w:tcPr>
@@ -1626,7 +1628,7 @@
         </w:tc>
         <w:tc>
           <w:tcPr>
-            <w:tcW w:type="dxa" w:w="3825"/>
+            <w:tcW w:type="dxa" w:w="3660"/>
           </w:tcPr>
           <w:p/>
         </w:tc>
@@ -1638,7 +1640,7 @@
         </w:trPr>
         <w:tc>
           <w:tcPr>
-            <w:tcW w:type="dxa" w:w="1380"/>
+            <w:tcW w:type="dxa" w:w="1545"/>
             <w:shd w:val="clear" w:color="auto" w:fill="F4F4F3"/>
             <w:vAlign w:val="center"/>
           </w:tcPr>
@@ -1659,13 +1661,13 @@
         </w:tc>
         <w:tc>
           <w:tcPr>
-            <w:tcW w:type="dxa" w:w="3825"/>
+            <w:tcW w:type="dxa" w:w="3660"/>
           </w:tcPr>
           <w:p/>
         </w:tc>
         <w:tc>
           <w:tcPr>
-            <w:tcW w:type="dxa" w:w="1380"/>
+            <w:tcW w:type="dxa" w:w="1545"/>
             <w:shd w:val="clear" w:color="auto" w:fill="F4F4F3"/>
             <w:vAlign w:val="center"/>
           </w:tcPr>
@@ -1680,13 +1682,15 @@
                 <w:color w:val="3E3932"/>
                 <w:sz w:val="18"/>
               </w:rPr>
-              <w:t>사용 기술 · 도구</w:t>
+              <w:t>사용 기술 ·</w:t>
+              <w:br/>
+              <w:t>도구</w:t>
             </w:r>
           </w:p>
         </w:tc>
         <w:tc>
           <w:tcPr>
-            <w:tcW w:type="dxa" w:w="3825"/>
+            <w:tcW w:type="dxa" w:w="3660"/>
           </w:tcPr>
           <w:p/>
         </w:tc>
@@ -1698,7 +1702,7 @@
         </w:trPr>
         <w:tc>
           <w:tcPr>
-            <w:tcW w:type="dxa" w:w="1380"/>
+            <w:tcW w:type="dxa" w:w="1545"/>
             <w:shd w:val="clear" w:color="auto" w:fill="F4F4F3"/>
             <w:vAlign w:val="center"/>
           </w:tcPr>
@@ -1719,7 +1723,7 @@
         </w:tc>
         <w:tc>
           <w:tcPr>
-            <w:tcW w:type="dxa" w:w="9030"/>
+            <w:tcW w:type="dxa" w:w="8865"/>
             <w:gridSpan w:val="3"/>
           </w:tcPr>
           <w:p/>
@@ -1732,7 +1736,7 @@
         </w:trPr>
         <w:tc>
           <w:tcPr>
-            <w:tcW w:type="dxa" w:w="1380"/>
+            <w:tcW w:type="dxa" w:w="1545"/>
             <w:shd w:val="clear" w:color="auto" w:fill="F4F4F3"/>
             <w:vAlign w:val="center"/>
           </w:tcPr>
@@ -1753,7 +1757,7 @@
         </w:tc>
         <w:tc>
           <w:tcPr>
-            <w:tcW w:type="dxa" w:w="9030"/>
+            <w:tcW w:type="dxa" w:w="8865"/>
             <w:gridSpan w:val="3"/>
           </w:tcPr>
           <w:p/>
@@ -1787,10 +1791,10 @@
         <w:tblLook w:firstColumn="1" w:firstRow="1" w:lastColumn="0" w:lastRow="0" w:noHBand="0" w:noVBand="1" w:val="04A0"/>
       </w:tblPr>
       <w:tblGrid>
-        <w:gridCol w:w="1380"/>
-        <w:gridCol w:w="3825"/>
-        <w:gridCol w:w="1380"/>
-        <w:gridCol w:w="3825"/>
+        <w:gridCol w:w="1545"/>
+        <w:gridCol w:w="3660"/>
+        <w:gridCol w:w="1545"/>
+        <w:gridCol w:w="3660"/>
       </w:tblGrid>
       <w:tr>
         <w:trPr>
@@ -1799,7 +1803,7 @@
         </w:trPr>
         <w:tc>
           <w:tcPr>
-            <w:tcW w:type="dxa" w:w="1380"/>
+            <w:tcW w:type="dxa" w:w="1545"/>
             <w:shd w:val="clear" w:color="auto" w:fill="F4F4F3"/>
             <w:vAlign w:val="center"/>
           </w:tcPr>
@@ -1820,13 +1824,13 @@
         </w:tc>
         <w:tc>
           <w:tcPr>
-            <w:tcW w:type="dxa" w:w="3825"/>
+            <w:tcW w:type="dxa" w:w="3660"/>
           </w:tcPr>
           <w:p/>
         </w:tc>
         <w:tc>
           <w:tcPr>
-            <w:tcW w:type="dxa" w:w="1380"/>
+            <w:tcW w:type="dxa" w:w="1545"/>
             <w:shd w:val="clear" w:color="auto" w:fill="F4F4F3"/>
             <w:vAlign w:val="center"/>
           </w:tcPr>
@@ -1847,7 +1851,7 @@
         </w:tc>
         <w:tc>
           <w:tcPr>
-            <w:tcW w:type="dxa" w:w="3825"/>
+            <w:tcW w:type="dxa" w:w="3660"/>
           </w:tcPr>
           <w:p/>
         </w:tc>
@@ -1859,7 +1863,7 @@
         </w:trPr>
         <w:tc>
           <w:tcPr>
-            <w:tcW w:type="dxa" w:w="1380"/>
+            <w:tcW w:type="dxa" w:w="1545"/>
             <w:shd w:val="clear" w:color="auto" w:fill="F4F4F3"/>
             <w:vAlign w:val="center"/>
           </w:tcPr>
@@ -1880,13 +1884,13 @@
         </w:tc>
         <w:tc>
           <w:tcPr>
-            <w:tcW w:type="dxa" w:w="3825"/>
+            <w:tcW w:type="dxa" w:w="3660"/>
           </w:tcPr>
           <w:p/>
         </w:tc>
         <w:tc>
           <w:tcPr>
-            <w:tcW w:type="dxa" w:w="1380"/>
+            <w:tcW w:type="dxa" w:w="1545"/>
             <w:shd w:val="clear" w:color="auto" w:fill="F4F4F3"/>
             <w:vAlign w:val="center"/>
           </w:tcPr>
@@ -1901,13 +1905,15 @@
                 <w:color w:val="3E3932"/>
                 <w:sz w:val="18"/>
               </w:rPr>
-              <w:t>사용 기술 · 도구</w:t>
+              <w:t>사용 기술 ·</w:t>
+              <w:br/>
+              <w:t>도구</w:t>
             </w:r>
           </w:p>
         </w:tc>
         <w:tc>
           <w:tcPr>
-            <w:tcW w:type="dxa" w:w="3825"/>
+            <w:tcW w:type="dxa" w:w="3660"/>
           </w:tcPr>
           <w:p/>
         </w:tc>
@@ -1919,7 +1925,7 @@
         </w:trPr>
         <w:tc>
           <w:tcPr>
-            <w:tcW w:type="dxa" w:w="1380"/>
+            <w:tcW w:type="dxa" w:w="1545"/>
             <w:shd w:val="clear" w:color="auto" w:fill="F4F4F3"/>
             <w:vAlign w:val="center"/>
           </w:tcPr>
@@ -1940,7 +1946,7 @@
         </w:tc>
         <w:tc>
           <w:tcPr>
-            <w:tcW w:type="dxa" w:w="9030"/>
+            <w:tcW w:type="dxa" w:w="8865"/>
             <w:gridSpan w:val="3"/>
           </w:tcPr>
           <w:p/>
@@ -1953,7 +1959,7 @@
         </w:trPr>
         <w:tc>
           <w:tcPr>
-            <w:tcW w:type="dxa" w:w="1380"/>
+            <w:tcW w:type="dxa" w:w="1545"/>
             <w:shd w:val="clear" w:color="auto" w:fill="F4F4F3"/>
             <w:vAlign w:val="center"/>
           </w:tcPr>
@@ -1974,7 +1980,7 @@
         </w:tc>
         <w:tc>
           <w:tcPr>
-            <w:tcW w:type="dxa" w:w="9030"/>
+            <w:tcW w:type="dxa" w:w="8865"/>
             <w:gridSpan w:val="3"/>
           </w:tcPr>
           <w:p/>

--- a/public/fun/forms/이력서_건설현장관리_6_NCS형.docx
+++ b/public/fun/forms/이력서_건설현장관리_6_NCS형.docx
@@ -493,7 +493,7 @@
                 <w:color w:val="A9B0B8"/>
                 <w:sz w:val="16"/>
               </w:rPr>
-              <w:t>예) 2022.03 ~ 2024.02</w:t>
+              <w:t>예) ○○○○.○○ ~ ○○○○.○○</w:t>
             </w:r>
           </w:p>
         </w:tc>
@@ -512,7 +512,7 @@
                 <w:color w:val="A9B0B8"/>
                 <w:sz w:val="16"/>
               </w:rPr>
-              <w:t>○○대학교 (졸업)</w:t>
+              <w:t>학교명 입력 (졸업)</w:t>
             </w:r>
           </w:p>
         </w:tc>
@@ -769,7 +769,7 @@
                 <w:color w:val="A9B0B8"/>
                 <w:sz w:val="16"/>
               </w:rPr>
-              <w:t>예) 2023.05.</w:t>
+              <w:t>예) ○○○○.○○.</w:t>
             </w:r>
           </w:p>
         </w:tc>
@@ -1124,7 +1124,7 @@
                 <w:color w:val="A9B0B8"/>
                 <w:sz w:val="16"/>
               </w:rPr>
-              <w:t>예) 2022.03 ~ 2024.02</w:t>
+              <w:t>예) ○○○○.○○ ~ ○○○○.○○</w:t>
             </w:r>
           </w:p>
         </w:tc>
@@ -2002,7 +2002,7 @@
         <w:rPr>
           <w:sz w:val="19"/>
         </w:rPr>
-        <w:t>위 내용은 사실과 다름이 없음을 확인합니다.     20      년      월      일     작성자 :  ______________  (서명)</w:t>
+        <w:t>위 내용은 사실과 다름이 없음을 확인합니다.           년      월      일     작성자 :  ______________  (서명)</w:t>
       </w:r>
     </w:p>
     <w:p>
@@ -2268,7 +2268,7 @@
                 <w:color w:val="696359"/>
                 <w:sz w:val="19"/>
               </w:rPr>
-              <w:t>2019~현재 · ○○아파트 신축(지하 2·지상 20층) 공무/현장관리 · 무재해 480일, 공기 준수</w:t>
+              <w:t>기간 입력 · ○○아파트 신축(지하 2·지상 20층) 공무/현장관리 · 무재해 480일, 공기 준수</w:t>
             </w:r>
           </w:p>
         </w:tc>
